--- a/MintaeKim_Resume.docx
+++ b/MintaeKim_Resume.docx
@@ -28,25 +28,9 @@
           <w:sz w:val="19"/>
           <w:szCs w:val="19"/>
         </w:rPr>
-        <w:t xml:space="preserve">Irvine, </w:t>
-      </w:r>
-      <w:proofErr w:type="gramStart"/>
-      <w:r>
-        <w:rPr>
-          <w:sz w:val="19"/>
-          <w:szCs w:val="19"/>
-        </w:rPr>
-        <w:t>CA  •</w:t>
-      </w:r>
-      <w:proofErr w:type="gramEnd"/>
-      <w:r>
-        <w:rPr>
-          <w:sz w:val="19"/>
-          <w:szCs w:val="19"/>
-        </w:rPr>
-        <w:t xml:space="preserve">  </w:t>
-      </w:r>
-      <w:hyperlink r:id="rId5" w:history="1">
+        <w:t xml:space="preserve">Irvine, CA  •  </w:t>
+      </w:r>
+      <w:hyperlink r:id="rId7" w:history="1">
         <w:r>
           <w:rPr>
             <w:color w:val="0563C1"/>
@@ -62,25 +46,9 @@
           <w:sz w:val="19"/>
           <w:szCs w:val="19"/>
         </w:rPr>
-        <w:t xml:space="preserve">  •  949-735-</w:t>
-      </w:r>
-      <w:proofErr w:type="gramStart"/>
-      <w:r>
-        <w:rPr>
-          <w:sz w:val="19"/>
-          <w:szCs w:val="19"/>
-        </w:rPr>
-        <w:t>4720  •</w:t>
-      </w:r>
-      <w:proofErr w:type="gramEnd"/>
-      <w:r>
-        <w:rPr>
-          <w:sz w:val="19"/>
-          <w:szCs w:val="19"/>
-        </w:rPr>
-        <w:t xml:space="preserve">  </w:t>
-      </w:r>
-      <w:hyperlink r:id="rId6" w:history="1">
+        <w:t xml:space="preserve">  •  949-735-4720  •  </w:t>
+      </w:r>
+      <w:hyperlink r:id="rId8" w:history="1">
         <w:r>
           <w:rPr>
             <w:color w:val="0563C1"/>
@@ -98,7 +66,7 @@
         </w:rPr>
         <w:t xml:space="preserve">  •  </w:t>
       </w:r>
-      <w:hyperlink r:id="rId7" w:history="1">
+      <w:hyperlink r:id="rId9" w:history="1">
         <w:r>
           <w:rPr>
             <w:color w:val="0563C1"/>
@@ -116,7 +84,7 @@
         </w:rPr>
         <w:t xml:space="preserve">  •  </w:t>
       </w:r>
-      <w:hyperlink r:id="rId8" w:history="1">
+      <w:hyperlink r:id="rId10" w:history="1">
         <w:r>
           <w:rPr>
             <w:color w:val="0563C1"/>
@@ -134,7 +102,7 @@
         <w:jc w:val="center"/>
       </w:pPr>
       <w:r>
-        <w:t>Server Engineer with 2+ years of production experience on a live MMORPG.</w:t>
+        <w:t>Server Engineer with 5+ years coding and 2+ years of production experience on a live MMORPG.</w:t>
       </w:r>
     </w:p>
     <w:p>
@@ -161,8 +129,6 @@
         </w:tabs>
         <w:spacing w:before="280" w:after="28"/>
       </w:pPr>
-      <w:proofErr w:type="spellStart"/>
-      <w:proofErr w:type="gramStart"/>
       <w:r>
         <w:rPr>
           <w:b/>
@@ -172,21 +138,12 @@
         </w:rPr>
         <w:t>Funigloo</w:t>
       </w:r>
-      <w:proofErr w:type="spellEnd"/>
-      <w:r>
-        <w:rPr>
-          <w:sz w:val="21"/>
-          <w:szCs w:val="21"/>
-        </w:rPr>
-        <w:t xml:space="preserve">  —</w:t>
-      </w:r>
-      <w:proofErr w:type="gramEnd"/>
-      <w:r>
-        <w:rPr>
-          <w:sz w:val="21"/>
-          <w:szCs w:val="21"/>
-        </w:rPr>
-        <w:t xml:space="preserve">  </w:t>
+      <w:r>
+        <w:rPr>
+          <w:sz w:val="21"/>
+          <w:szCs w:val="21"/>
+        </w:rPr>
+        <w:t xml:space="preserve">  —  </w:t>
       </w:r>
       <w:r>
         <w:rPr>
@@ -199,7 +156,7 @@
       <w:r>
         <w:t xml:space="preserve"> </w:t>
       </w:r>
-      <w:hyperlink r:id="rId9" w:history="1">
+      <w:hyperlink r:id="rId11" w:history="1">
         <w:r>
           <w:rPr>
             <w:color w:val="0563C1"/>
@@ -227,7 +184,7 @@
           <w:ilvl w:val="0"/>
           <w:numId w:val="2"/>
         </w:numPr>
-        <w:spacing w:after="40" w:line="300" w:lineRule="auto"/>
+        <w:spacing w:after="40" w:line="276" w:lineRule="auto"/>
       </w:pPr>
       <w:r>
         <w:t xml:space="preserve">Redesigned the broadcast cache architecture, raising single-map capacity from </w:t>
@@ -260,7 +217,7 @@
           <w:ilvl w:val="0"/>
           <w:numId w:val="2"/>
         </w:numPr>
-        <w:spacing w:after="40" w:line="300" w:lineRule="auto"/>
+        <w:spacing w:after="40" w:line="276" w:lineRule="auto"/>
       </w:pPr>
       <w:r>
         <w:t xml:space="preserve">Built a </w:t>
@@ -283,15 +240,7 @@
         <w:t>10 worker threads</w:t>
       </w:r>
       <w:r>
-        <w:t xml:space="preserve"> to remove shared-resource </w:t>
-      </w:r>
-      <w:proofErr w:type="gramStart"/>
-      <w:r>
-        <w:t>contention, and</w:t>
-      </w:r>
-      <w:proofErr w:type="gramEnd"/>
-      <w:r>
-        <w:t xml:space="preserve"> handled cross-server state sync through master-server routing and P2P UDP hole punching.</w:t>
+        <w:t xml:space="preserve"> to remove shared-resource contention, and handled cross-server state sync through master-server routing and P2P UDP hole punching.</w:t>
       </w:r>
     </w:p>
     <w:p>
@@ -301,7 +250,7 @@
           <w:ilvl w:val="0"/>
           <w:numId w:val="2"/>
         </w:numPr>
-        <w:spacing w:after="40" w:line="300" w:lineRule="auto"/>
+        <w:spacing w:after="40" w:line="276" w:lineRule="auto"/>
       </w:pPr>
       <w:r>
         <w:t xml:space="preserve">Split the monolithic server into </w:t>
@@ -314,15 +263,7 @@
         <w:t>6 microservices</w:t>
       </w:r>
       <w:r>
-        <w:t xml:space="preserve"> (Auth, </w:t>
-      </w:r>
-      <w:proofErr w:type="gramStart"/>
-      <w:r>
-        <w:t>Game</w:t>
-      </w:r>
-      <w:proofErr w:type="gramEnd"/>
-      <w:r>
-        <w:t>, Guild, Log, Control, GM) for fault isolation, independent deployment, and per-service scaling.</w:t>
+        <w:t xml:space="preserve"> (Auth, Game, Guild, Log, Control, GM) for fault isolation, independent deployment, and per-service scaling.</w:t>
       </w:r>
     </w:p>
     <w:p>
@@ -332,7 +273,6 @@
         </w:tabs>
         <w:spacing w:before="280" w:after="28"/>
       </w:pPr>
-      <w:proofErr w:type="gramStart"/>
       <w:r>
         <w:rPr>
           <w:b/>
@@ -347,15 +287,7 @@
           <w:sz w:val="21"/>
           <w:szCs w:val="21"/>
         </w:rPr>
-        <w:t xml:space="preserve">  —</w:t>
-      </w:r>
-      <w:proofErr w:type="gramEnd"/>
-      <w:r>
-        <w:rPr>
-          <w:sz w:val="21"/>
-          <w:szCs w:val="21"/>
-        </w:rPr>
-        <w:t xml:space="preserve">  </w:t>
+        <w:t xml:space="preserve">  —  </w:t>
       </w:r>
       <w:r>
         <w:rPr>
@@ -368,7 +300,7 @@
       <w:r>
         <w:t xml:space="preserve"> </w:t>
       </w:r>
-      <w:hyperlink r:id="rId10" w:history="1">
+      <w:hyperlink r:id="rId12" w:history="1">
         <w:r>
           <w:rPr>
             <w:color w:val="0563C1"/>
@@ -380,7 +312,7 @@
       <w:r>
         <w:t xml:space="preserve"> </w:t>
       </w:r>
-      <w:hyperlink r:id="rId11" w:history="1">
+      <w:hyperlink r:id="rId13" w:history="1">
         <w:r>
           <w:rPr>
             <w:color w:val="0563C1"/>
@@ -408,18 +340,10 @@
           <w:ilvl w:val="0"/>
           <w:numId w:val="2"/>
         </w:numPr>
-        <w:spacing w:after="40" w:line="300" w:lineRule="auto"/>
-      </w:pPr>
-      <w:r>
-        <w:t xml:space="preserve">Delivered Python/Selenium automation tools and </w:t>
-      </w:r>
-      <w:proofErr w:type="spellStart"/>
-      <w:r>
-        <w:t>PyQt</w:t>
-      </w:r>
-      <w:proofErr w:type="spellEnd"/>
-      <w:r>
-        <w:t xml:space="preserve"> desktop apps to </w:t>
+        <w:spacing w:after="40" w:line="276" w:lineRule="auto"/>
+      </w:pPr>
+      <w:r>
+        <w:t xml:space="preserve">Delivered Python/Selenium automation tools and PyQt desktop apps to </w:t>
       </w:r>
       <w:r>
         <w:rPr>
@@ -463,32 +387,14 @@
           <w:sz w:val="21"/>
           <w:szCs w:val="21"/>
         </w:rPr>
-        <w:t xml:space="preserve">Last </w:t>
-      </w:r>
-      <w:proofErr w:type="gramStart"/>
-      <w:r>
-        <w:rPr>
-          <w:b/>
-          <w:bCs/>
-          <w:sz w:val="21"/>
-          <w:szCs w:val="21"/>
-        </w:rPr>
-        <w:t>Ember</w:t>
-      </w:r>
-      <w:r>
-        <w:rPr>
-          <w:sz w:val="21"/>
-          <w:szCs w:val="21"/>
-        </w:rPr>
-        <w:t xml:space="preserve">  —</w:t>
-      </w:r>
-      <w:proofErr w:type="gramEnd"/>
-      <w:r>
-        <w:rPr>
-          <w:sz w:val="21"/>
-          <w:szCs w:val="21"/>
-        </w:rPr>
-        <w:t xml:space="preserve">  </w:t>
+        <w:t>Last Ember</w:t>
+      </w:r>
+      <w:r>
+        <w:rPr>
+          <w:sz w:val="21"/>
+          <w:szCs w:val="21"/>
+        </w:rPr>
+        <w:t xml:space="preserve">  —  </w:t>
       </w:r>
       <w:r>
         <w:rPr>
@@ -501,7 +407,7 @@
       <w:r>
         <w:t xml:space="preserve"> </w:t>
       </w:r>
-      <w:hyperlink r:id="rId12" w:history="1">
+      <w:hyperlink r:id="rId14" w:history="1">
         <w:r>
           <w:rPr>
             <w:color w:val="0563C1"/>
@@ -529,7 +435,7 @@
           <w:ilvl w:val="0"/>
           <w:numId w:val="2"/>
         </w:numPr>
-        <w:spacing w:after="40" w:line="300" w:lineRule="auto"/>
+        <w:spacing w:after="40" w:line="276" w:lineRule="auto"/>
       </w:pPr>
       <w:r>
         <w:t xml:space="preserve">Building a </w:t>
@@ -542,7 +448,17 @@
         <w:t>roguelike card game in Unity</w:t>
       </w:r>
       <w:r>
-        <w:t xml:space="preserve"> from scratch, including the card system, turn-based combat engine, deck composition, and reward/upgrade loops.</w:t>
+        <w:t xml:space="preserve"> from scratch in about 3 weeks, using </w:t>
+      </w:r>
+      <w:r>
+        <w:rPr>
+          <w:b/>
+          <w:bCs/>
+        </w:rPr>
+        <w:t>AI-assisted development (Claude Code)</w:t>
+      </w:r>
+      <w:r>
+        <w:t xml:space="preserve"> to build the card system, turn-based combat engine, deck composition, and reward/upgrade loops.</w:t>
       </w:r>
     </w:p>
     <w:p>
@@ -552,7 +468,7 @@
           <w:ilvl w:val="0"/>
           <w:numId w:val="2"/>
         </w:numPr>
-        <w:spacing w:after="40" w:line="300" w:lineRule="auto"/>
+        <w:spacing w:after="40" w:line="276" w:lineRule="auto"/>
       </w:pPr>
       <w:r>
         <w:t xml:space="preserve">Built and shipped the full release pipeline, from automated </w:t>
@@ -595,7 +511,7 @@
           <w:ilvl w:val="0"/>
           <w:numId w:val="2"/>
         </w:numPr>
-        <w:spacing w:after="40" w:line="300" w:lineRule="auto"/>
+        <w:spacing w:after="40" w:line="276" w:lineRule="auto"/>
       </w:pPr>
       <w:r>
         <w:t xml:space="preserve">Launched on </w:t>
@@ -612,10 +528,18 @@
       </w:r>
       <w:r>
         <w:rPr>
-          <w:b/>
-          <w:bCs/>
-        </w:rPr>
-        <w:t>30+ sales</w:t>
+          <w:rFonts w:hint="eastAsia"/>
+          <w:b/>
+          <w:bCs/>
+        </w:rPr>
+        <w:t>4</w:t>
+      </w:r>
+      <w:r>
+        <w:rPr>
+          <w:b/>
+          <w:bCs/>
+        </w:rPr>
+        <w:t>0+ sales</w:t>
       </w:r>
       <w:r>
         <w:t xml:space="preserve"> and </w:t>
@@ -625,17 +549,23 @@
           <w:b/>
           <w:bCs/>
         </w:rPr>
-        <w:t xml:space="preserve">200 </w:t>
-      </w:r>
-      <w:proofErr w:type="spellStart"/>
-      <w:r>
-        <w:rPr>
-          <w:b/>
-          <w:bCs/>
-        </w:rPr>
-        <w:t>wishlists</w:t>
-      </w:r>
-      <w:proofErr w:type="spellEnd"/>
+        <w:t>2</w:t>
+      </w:r>
+      <w:r>
+        <w:rPr>
+          <w:rFonts w:hint="eastAsia"/>
+          <w:b/>
+          <w:bCs/>
+        </w:rPr>
+        <w:t>1</w:t>
+      </w:r>
+      <w:r>
+        <w:rPr>
+          <w:b/>
+          <w:bCs/>
+        </w:rPr>
+        <w:t>0 wishlists</w:t>
+      </w:r>
       <w:r>
         <w:t>.</w:t>
       </w:r>
@@ -647,7 +577,6 @@
         </w:tabs>
         <w:spacing w:before="280" w:after="28"/>
       </w:pPr>
-      <w:proofErr w:type="gramStart"/>
       <w:r>
         <w:rPr>
           <w:b/>
@@ -662,15 +591,7 @@
           <w:sz w:val="21"/>
           <w:szCs w:val="21"/>
         </w:rPr>
-        <w:t xml:space="preserve">  —</w:t>
-      </w:r>
-      <w:proofErr w:type="gramEnd"/>
-      <w:r>
-        <w:rPr>
-          <w:sz w:val="21"/>
-          <w:szCs w:val="21"/>
-        </w:rPr>
-        <w:t xml:space="preserve">  </w:t>
+        <w:t xml:space="preserve">  —  </w:t>
       </w:r>
       <w:r>
         <w:rPr>
@@ -683,7 +604,7 @@
       <w:r>
         <w:t xml:space="preserve"> </w:t>
       </w:r>
-      <w:hyperlink r:id="rId13" w:history="1">
+      <w:hyperlink r:id="rId15" w:history="1">
         <w:r>
           <w:rPr>
             <w:color w:val="0563C1"/>
@@ -717,7 +638,7 @@
           <w:ilvl w:val="0"/>
           <w:numId w:val="2"/>
         </w:numPr>
-        <w:spacing w:after="40" w:line="300" w:lineRule="auto"/>
+        <w:spacing w:after="40" w:line="276" w:lineRule="auto"/>
       </w:pPr>
       <w:r>
         <w:t xml:space="preserve">Built and shipped an </w:t>
@@ -730,15 +651,7 @@
         <w:t>end-to-end AI proposal review platform</w:t>
       </w:r>
       <w:r>
-        <w:t xml:space="preserve"> (Next.js, </w:t>
-      </w:r>
-      <w:proofErr w:type="spellStart"/>
-      <w:r>
-        <w:t>Supabase</w:t>
-      </w:r>
-      <w:proofErr w:type="spellEnd"/>
-      <w:r>
-        <w:t>, OpenAI), owning full-stack architecture, schema design, and LLM orchestration.</w:t>
+        <w:t xml:space="preserve"> (Next.js, Supabase, OpenAI), owning full-stack architecture, schema design, and LLM orchestration.</w:t>
       </w:r>
     </w:p>
     <w:p>
@@ -748,7 +661,7 @@
           <w:ilvl w:val="0"/>
           <w:numId w:val="2"/>
         </w:numPr>
-        <w:spacing w:after="40" w:line="300" w:lineRule="auto"/>
+        <w:spacing w:after="40" w:line="276" w:lineRule="auto"/>
       </w:pPr>
       <w:r>
         <w:t xml:space="preserve">Designed a </w:t>
@@ -761,26 +674,14 @@
         <w:t>3-pass LLM scoring pipeline</w:t>
       </w:r>
       <w:r>
-        <w:t xml:space="preserve"> (Draft → Skeptic → Judge) </w:t>
-      </w:r>
-      <w:proofErr w:type="gramStart"/>
-      <w:r>
-        <w:t xml:space="preserve">with </w:t>
-      </w:r>
-      <w:r>
-        <w:rPr>
-          <w:b/>
-          <w:bCs/>
-        </w:rPr>
-        <w:t>σ</w:t>
-      </w:r>
-      <w:proofErr w:type="gramEnd"/>
-      <w:r>
-        <w:rPr>
-          <w:b/>
-          <w:bCs/>
-        </w:rPr>
-        <w:t>-based dispute routing</w:t>
+        <w:t xml:space="preserve"> (Draft → Skeptic → Judge) with </w:t>
+      </w:r>
+      <w:r>
+        <w:rPr>
+          <w:b/>
+          <w:bCs/>
+        </w:rPr>
+        <w:t>σ-based dispute routing</w:t>
       </w:r>
       <w:r>
         <w:t xml:space="preserve"> that </w:t>
@@ -803,8 +704,6 @@
         </w:tabs>
         <w:spacing w:before="280" w:after="28"/>
       </w:pPr>
-      <w:proofErr w:type="spellStart"/>
-      <w:proofErr w:type="gramStart"/>
       <w:r>
         <w:rPr>
           <w:b/>
@@ -814,21 +713,12 @@
         </w:rPr>
         <w:t>DashDeploy</w:t>
       </w:r>
-      <w:proofErr w:type="spellEnd"/>
-      <w:r>
-        <w:rPr>
-          <w:sz w:val="21"/>
-          <w:szCs w:val="21"/>
-        </w:rPr>
-        <w:t xml:space="preserve">  —</w:t>
-      </w:r>
-      <w:proofErr w:type="gramEnd"/>
-      <w:r>
-        <w:rPr>
-          <w:sz w:val="21"/>
-          <w:szCs w:val="21"/>
-        </w:rPr>
-        <w:t xml:space="preserve">  </w:t>
+      <w:r>
+        <w:rPr>
+          <w:sz w:val="21"/>
+          <w:szCs w:val="21"/>
+        </w:rPr>
+        <w:t xml:space="preserve">  —  </w:t>
       </w:r>
       <w:r>
         <w:rPr>
@@ -841,7 +731,7 @@
       <w:r>
         <w:t xml:space="preserve"> </w:t>
       </w:r>
-      <w:hyperlink r:id="rId14" w:history="1">
+      <w:hyperlink r:id="rId16" w:history="1">
         <w:r>
           <w:rPr>
             <w:color w:val="0563C1"/>
@@ -869,26 +759,17 @@
           <w:ilvl w:val="0"/>
           <w:numId w:val="2"/>
         </w:numPr>
-        <w:spacing w:after="40" w:line="300" w:lineRule="auto"/>
+        <w:spacing w:after="40" w:line="276" w:lineRule="auto"/>
       </w:pPr>
       <w:r>
         <w:t xml:space="preserve">Built a self-hosted </w:t>
       </w:r>
-      <w:proofErr w:type="spellStart"/>
-      <w:r>
-        <w:rPr>
-          <w:b/>
-          <w:bCs/>
-        </w:rPr>
-        <w:t>Vercel</w:t>
-      </w:r>
-      <w:proofErr w:type="spellEnd"/>
-      <w:r>
-        <w:rPr>
-          <w:b/>
-          <w:bCs/>
-        </w:rPr>
-        <w:t>-like</w:t>
+      <w:r>
+        <w:rPr>
+          <w:b/>
+          <w:bCs/>
+        </w:rPr>
+        <w:t>Vercel-like</w:t>
       </w:r>
       <w:r>
         <w:t xml:space="preserve"> deployment platform using </w:t>
@@ -965,32 +846,14 @@
           <w:sz w:val="21"/>
           <w:szCs w:val="21"/>
         </w:rPr>
-        <w:t xml:space="preserve">Kookmin </w:t>
-      </w:r>
-      <w:proofErr w:type="gramStart"/>
-      <w:r>
-        <w:rPr>
-          <w:b/>
-          <w:bCs/>
-          <w:sz w:val="21"/>
-          <w:szCs w:val="21"/>
-        </w:rPr>
-        <w:t>University</w:t>
-      </w:r>
-      <w:r>
-        <w:rPr>
-          <w:sz w:val="21"/>
-          <w:szCs w:val="21"/>
-        </w:rPr>
-        <w:t xml:space="preserve">  —</w:t>
-      </w:r>
-      <w:proofErr w:type="gramEnd"/>
-      <w:r>
-        <w:rPr>
-          <w:sz w:val="21"/>
-          <w:szCs w:val="21"/>
-        </w:rPr>
-        <w:t xml:space="preserve">  </w:t>
+        <w:t>Kookmin University</w:t>
+      </w:r>
+      <w:r>
+        <w:rPr>
+          <w:sz w:val="21"/>
+          <w:szCs w:val="21"/>
+        </w:rPr>
+        <w:t xml:space="preserve">  —  </w:t>
       </w:r>
       <w:r>
         <w:rPr>
@@ -998,25 +861,7 @@
           <w:sz w:val="21"/>
           <w:szCs w:val="21"/>
         </w:rPr>
-        <w:t xml:space="preserve">B.S. in Software </w:t>
-      </w:r>
-      <w:proofErr w:type="gramStart"/>
-      <w:r>
-        <w:rPr>
-          <w:color w:val="333333"/>
-          <w:sz w:val="21"/>
-          <w:szCs w:val="21"/>
-        </w:rPr>
-        <w:t>Engineering  •</w:t>
-      </w:r>
-      <w:proofErr w:type="gramEnd"/>
-      <w:r>
-        <w:rPr>
-          <w:color w:val="333333"/>
-          <w:sz w:val="21"/>
-          <w:szCs w:val="21"/>
-        </w:rPr>
-        <w:t xml:space="preserve">  GPA: 4.04</w:t>
+        <w:t>B.S. in Software Engineering  •  GPA: 4.04</w:t>
       </w:r>
       <w:r>
         <w:rPr>
@@ -1058,52 +903,23 @@
     </w:p>
     <w:p>
       <w:pPr>
-        <w:spacing w:after="52" w:line="300" w:lineRule="auto"/>
-      </w:pPr>
-      <w:r>
-        <w:rPr>
-          <w:b/>
-          <w:bCs/>
-        </w:rPr>
-        <w:t xml:space="preserve">Backend &amp; </w:t>
-      </w:r>
-      <w:proofErr w:type="gramStart"/>
-      <w:r>
-        <w:rPr>
-          <w:b/>
-          <w:bCs/>
-        </w:rPr>
-        <w:t xml:space="preserve">Servers  </w:t>
-      </w:r>
-      <w:r>
-        <w:t>C#</w:t>
-      </w:r>
-      <w:proofErr w:type="gramEnd"/>
-      <w:r>
-        <w:t xml:space="preserve">, C++, Python, Java • </w:t>
-      </w:r>
-      <w:proofErr w:type="spellStart"/>
-      <w:r>
-        <w:t>ProudNet</w:t>
-      </w:r>
-      <w:proofErr w:type="spellEnd"/>
-      <w:r>
-        <w:t xml:space="preserve">, </w:t>
-      </w:r>
-      <w:proofErr w:type="spellStart"/>
-      <w:r>
-        <w:t>FastAPI</w:t>
-      </w:r>
-      <w:proofErr w:type="spellEnd"/>
-      <w:r>
-        <w:t>, Flask • MySQL, PostgreSQL, Redis, MongoDB</w:t>
-      </w:r>
-    </w:p>
-    <w:p>
-      <w:pPr>
-        <w:spacing w:after="52" w:line="300" w:lineRule="auto"/>
-      </w:pPr>
-      <w:proofErr w:type="gramStart"/>
+        <w:spacing w:after="52" w:line="276" w:lineRule="auto"/>
+      </w:pPr>
+      <w:r>
+        <w:rPr>
+          <w:b/>
+          <w:bCs/>
+        </w:rPr>
+        <w:t xml:space="preserve">Backend &amp; Servers  </w:t>
+      </w:r>
+      <w:r>
+        <w:t>C#, C++, Python, Java • ProudNet, FastAPI, Flask • MySQL, PostgreSQL, Redis, MongoDB</w:t>
+      </w:r>
+    </w:p>
+    <w:p>
+      <w:pPr>
+        <w:spacing w:after="52" w:line="276" w:lineRule="auto"/>
+      </w:pPr>
       <w:r>
         <w:rPr>
           <w:b/>
@@ -1112,45 +928,43 @@
         <w:t xml:space="preserve">Frontend  </w:t>
       </w:r>
       <w:r>
-        <w:t>React</w:t>
-      </w:r>
-      <w:proofErr w:type="gramEnd"/>
-      <w:r>
-        <w:t>, Next.js, TypeScript, HTML/CSS, Tailwind CSS</w:t>
-      </w:r>
-    </w:p>
-    <w:p>
-      <w:pPr>
-        <w:spacing w:after="52" w:line="300" w:lineRule="auto"/>
-      </w:pPr>
-      <w:r>
-        <w:rPr>
-          <w:b/>
-          <w:bCs/>
-        </w:rPr>
-        <w:t xml:space="preserve">Infra &amp; </w:t>
-      </w:r>
-      <w:proofErr w:type="gramStart"/>
-      <w:r>
-        <w:rPr>
-          <w:b/>
-          <w:bCs/>
-        </w:rPr>
-        <w:t xml:space="preserve">DevOps  </w:t>
-      </w:r>
-      <w:r>
-        <w:t>Docker</w:t>
-      </w:r>
-      <w:proofErr w:type="gramEnd"/>
-      <w:r>
-        <w:t>, k3s/Kubernetes, Hetzner Cloud, AWS (EC2, Lambda), GitHub Actions, Linux</w:t>
-      </w:r>
-    </w:p>
-    <w:p>
-      <w:pPr>
-        <w:spacing w:after="52" w:line="300" w:lineRule="auto"/>
-      </w:pPr>
-      <w:proofErr w:type="gramStart"/>
+        <w:t>React, Next.js, TypeScript, HTML/CSS, Tailwind CSS</w:t>
+      </w:r>
+    </w:p>
+    <w:p>
+      <w:pPr>
+        <w:spacing w:after="52" w:line="276" w:lineRule="auto"/>
+      </w:pPr>
+      <w:r>
+        <w:rPr>
+          <w:b/>
+          <w:bCs/>
+        </w:rPr>
+        <w:t xml:space="preserve">AI &amp; LLM  </w:t>
+      </w:r>
+      <w:r>
+        <w:t>Claude Code, Codex, Gemini, OpenAI API, multi-agent systems, AI automation, prompt engineering</w:t>
+      </w:r>
+    </w:p>
+    <w:p>
+      <w:pPr>
+        <w:spacing w:after="52" w:line="276" w:lineRule="auto"/>
+      </w:pPr>
+      <w:r>
+        <w:rPr>
+          <w:b/>
+          <w:bCs/>
+        </w:rPr>
+        <w:t xml:space="preserve">Infra &amp; DevOps  </w:t>
+      </w:r>
+      <w:r>
+        <w:t>Docker, k3s/Kubernetes, Hetzner Cloud, AWS (EC2, Lambda), GitHub Actions, Linux</w:t>
+      </w:r>
+    </w:p>
+    <w:p>
+      <w:pPr>
+        <w:spacing w:after="52" w:line="276" w:lineRule="auto"/>
+      </w:pPr>
       <w:r>
         <w:rPr>
           <w:b/>
@@ -1159,19 +973,7 @@
         <w:t xml:space="preserve">Additional  </w:t>
       </w:r>
       <w:r>
-        <w:t>Unity</w:t>
-      </w:r>
-      <w:proofErr w:type="gramEnd"/>
-      <w:r>
-        <w:t xml:space="preserve"> (C#), </w:t>
-      </w:r>
-      <w:proofErr w:type="spellStart"/>
-      <w:r>
-        <w:t>PyQt</w:t>
-      </w:r>
-      <w:proofErr w:type="spellEnd"/>
-      <w:r>
-        <w:t>, Selenium</w:t>
+        <w:t>Unity (C#), PyQt, Selenium</w:t>
       </w:r>
     </w:p>
     <w:sectPr>
@@ -1182,6 +984,44 @@
     </w:sectPr>
   </w:body>
 </w:document>
+</file>
+
+<file path=word/endnotes.xml><?xml version="1.0" encoding="utf-8"?>
+<w:endnotes xmlns:wpc="http://schemas.microsoft.com/office/word/2010/wordprocessingCanvas" xmlns:cx="http://schemas.microsoft.com/office/drawing/2014/chartex" xmlns:cx1="http://schemas.microsoft.com/office/drawing/2015/9/8/chartex" xmlns:cx2="http://schemas.microsoft.com/office/drawing/2015/10/21/chartex" xmlns:cx3="http://schemas.microsoft.com/office/drawing/2016/5/9/chartex" xmlns:cx4="http://schemas.microsoft.com/office/drawing/2016/5/10/chartex" xmlns:cx5="http://schemas.microsoft.com/office/drawing/2016/5/11/chartex" xmlns:cx6="http://schemas.microsoft.com/office/drawing/2016/5/12/chartex" xmlns:cx7="http://schemas.microsoft.com/office/drawing/2016/5/13/chartex" xmlns:cx8="http://schemas.microsoft.com/office/drawing/2016/5/14/chartex" xmlns:mc="http://schemas.openxmlformats.org/markup-compatibility/2006" xmlns:aink="http://schemas.microsoft.com/office/drawing/2016/ink" xmlns:am3d="http://schemas.microsoft.com/office/drawing/2017/model3d" xmlns:o="urn:schemas-microsoft-com:office:office" xmlns:oel="http://schemas.microsoft.com/office/2019/extlst" xmlns:r="http://schemas.openxmlformats.org/officeDocument/2006/relationships" xmlns:m="http://schemas.openxmlformats.org/officeDocument/2006/math" xmlns:v="urn:schemas-microsoft-com:vml" xmlns:wp14="http://schemas.microsoft.com/office/word/2010/wordprocessingDrawing" xmlns:wp="http://schemas.openxmlformats.org/drawingml/2006/wordprocessingDrawing" xmlns:w10="urn:schemas-microsoft-com:office:word" xmlns:w="http://schemas.openxmlformats.org/wordprocessingml/2006/main" xmlns:w14="http://schemas.microsoft.com/office/word/2010/wordml" xmlns:w15="http://schemas.microsoft.com/office/word/2012/wordml" xmlns:w16cex="http://schemas.microsoft.com/office/word/2018/wordml/cex" xmlns:w16cid="http://schemas.microsoft.com/office/word/2016/wordml/cid" xmlns:w16="http://schemas.microsoft.com/office/word/2018/wordml" xmlns:w16du="http://schemas.microsoft.com/office/word/2023/wordml/word16du" xmlns:w16sdtdh="http://schemas.microsoft.com/office/word/2020/wordml/sdtdatahash" xmlns:w16sdtfl="http://schemas.microsoft.com/office/word/2024/wordml/sdtformatlock" xmlns:w16se="http://schemas.microsoft.com/office/word/2015/wordml/symex" xmlns:wpg="http://schemas.microsoft.com/office/word/2010/wordprocessingGroup" xmlns:wpi="http://schemas.microsoft.com/office/word/2010/wordprocessingInk" xmlns:wne="http://schemas.microsoft.com/office/word/2006/wordml" xmlns:wps="http://schemas.microsoft.com/office/word/2010/wordprocessingShape" mc:Ignorable="w14 w15 w16se w16cid w16 w16cex w16sdtdh w16sdtfl w16du wp14">
+  <w:endnote w:type="separator" w:id="-1">
+    <w:p>
+      <w:r>
+        <w:separator/>
+      </w:r>
+    </w:p>
+  </w:endnote>
+  <w:endnote w:type="continuationSeparator" w:id="0">
+    <w:p>
+      <w:r>
+        <w:continuationSeparator/>
+      </w:r>
+    </w:p>
+  </w:endnote>
+</w:endnotes>
+</file>
+
+<file path=word/footnotes.xml><?xml version="1.0" encoding="utf-8"?>
+<w:footnotes xmlns:wpc="http://schemas.microsoft.com/office/word/2010/wordprocessingCanvas" xmlns:cx="http://schemas.microsoft.com/office/drawing/2014/chartex" xmlns:cx1="http://schemas.microsoft.com/office/drawing/2015/9/8/chartex" xmlns:cx2="http://schemas.microsoft.com/office/drawing/2015/10/21/chartex" xmlns:cx3="http://schemas.microsoft.com/office/drawing/2016/5/9/chartex" xmlns:cx4="http://schemas.microsoft.com/office/drawing/2016/5/10/chartex" xmlns:cx5="http://schemas.microsoft.com/office/drawing/2016/5/11/chartex" xmlns:cx6="http://schemas.microsoft.com/office/drawing/2016/5/12/chartex" xmlns:cx7="http://schemas.microsoft.com/office/drawing/2016/5/13/chartex" xmlns:cx8="http://schemas.microsoft.com/office/drawing/2016/5/14/chartex" xmlns:mc="http://schemas.openxmlformats.org/markup-compatibility/2006" xmlns:aink="http://schemas.microsoft.com/office/drawing/2016/ink" xmlns:am3d="http://schemas.microsoft.com/office/drawing/2017/model3d" xmlns:o="urn:schemas-microsoft-com:office:office" xmlns:oel="http://schemas.microsoft.com/office/2019/extlst" xmlns:r="http://schemas.openxmlformats.org/officeDocument/2006/relationships" xmlns:m="http://schemas.openxmlformats.org/officeDocument/2006/math" xmlns:v="urn:schemas-microsoft-com:vml" xmlns:wp14="http://schemas.microsoft.com/office/word/2010/wordprocessingDrawing" xmlns:wp="http://schemas.openxmlformats.org/drawingml/2006/wordprocessingDrawing" xmlns:w10="urn:schemas-microsoft-com:office:word" xmlns:w="http://schemas.openxmlformats.org/wordprocessingml/2006/main" xmlns:w14="http://schemas.microsoft.com/office/word/2010/wordml" xmlns:w15="http://schemas.microsoft.com/office/word/2012/wordml" xmlns:w16cex="http://schemas.microsoft.com/office/word/2018/wordml/cex" xmlns:w16cid="http://schemas.microsoft.com/office/word/2016/wordml/cid" xmlns:w16="http://schemas.microsoft.com/office/word/2018/wordml" xmlns:w16du="http://schemas.microsoft.com/office/word/2023/wordml/word16du" xmlns:w16sdtdh="http://schemas.microsoft.com/office/word/2020/wordml/sdtdatahash" xmlns:w16sdtfl="http://schemas.microsoft.com/office/word/2024/wordml/sdtformatlock" xmlns:w16se="http://schemas.microsoft.com/office/word/2015/wordml/symex" xmlns:wpg="http://schemas.microsoft.com/office/word/2010/wordprocessingGroup" xmlns:wpi="http://schemas.microsoft.com/office/word/2010/wordprocessingInk" xmlns:wne="http://schemas.microsoft.com/office/word/2006/wordml" xmlns:wps="http://schemas.microsoft.com/office/word/2010/wordprocessingShape" mc:Ignorable="w14 w15 w16se w16cid w16 w16cex w16sdtdh w16sdtfl w16du wp14">
+  <w:footnote w:type="separator" w:id="-1">
+    <w:p>
+      <w:r>
+        <w:separator/>
+      </w:r>
+    </w:p>
+  </w:footnote>
+  <w:footnote w:type="continuationSeparator" w:id="0">
+    <w:p>
+      <w:r>
+        <w:continuationSeparator/>
+      </w:r>
+    </w:p>
+  </w:footnote>
+</w:footnotes>
 </file>
 
 <file path=word/numbering.xml><?xml version="1.0" encoding="utf-8"?>
@@ -1935,6 +1775,50 @@
       <w:szCs w:val="20"/>
     </w:rPr>
   </w:style>
+  <w:style w:type="paragraph" w:styleId="aa">
+    <w:name w:val="header"/>
+    <w:basedOn w:val="a"/>
+    <w:link w:val="Char1"/>
+    <w:uiPriority w:val="99"/>
+    <w:unhideWhenUsed/>
+    <w:rsid w:val="00637E36"/>
+    <w:pPr>
+      <w:tabs>
+        <w:tab w:val="center" w:pos="4513"/>
+        <w:tab w:val="right" w:pos="9026"/>
+      </w:tabs>
+      <w:snapToGrid w:val="0"/>
+    </w:pPr>
+  </w:style>
+  <w:style w:type="character" w:customStyle="1" w:styleId="Char1">
+    <w:name w:val="머리글 Char"/>
+    <w:basedOn w:val="a0"/>
+    <w:link w:val="aa"/>
+    <w:uiPriority w:val="99"/>
+    <w:rsid w:val="00637E36"/>
+  </w:style>
+  <w:style w:type="paragraph" w:styleId="ab">
+    <w:name w:val="footer"/>
+    <w:basedOn w:val="a"/>
+    <w:link w:val="Char2"/>
+    <w:uiPriority w:val="99"/>
+    <w:unhideWhenUsed/>
+    <w:rsid w:val="00637E36"/>
+    <w:pPr>
+      <w:tabs>
+        <w:tab w:val="center" w:pos="4513"/>
+        <w:tab w:val="right" w:pos="9026"/>
+      </w:tabs>
+      <w:snapToGrid w:val="0"/>
+    </w:pPr>
+  </w:style>
+  <w:style w:type="character" w:customStyle="1" w:styleId="Char2">
+    <w:name w:val="바닥글 Char"/>
+    <w:basedOn w:val="a0"/>
+    <w:link w:val="ab"/>
+    <w:uiPriority w:val="99"/>
+    <w:rsid w:val="00637E36"/>
+  </w:style>
 </w:styles>
 </file>
 

--- a/MintaeKim_Resume.docx
+++ b/MintaeKim_Resume.docx
@@ -28,7 +28,23 @@
           <w:sz w:val="19"/>
           <w:szCs w:val="19"/>
         </w:rPr>
-        <w:t xml:space="preserve">Irvine, CA  •  </w:t>
+        <w:t xml:space="preserve">Irvine, </w:t>
+      </w:r>
+      <w:proofErr w:type="gramStart"/>
+      <w:r>
+        <w:rPr>
+          <w:sz w:val="19"/>
+          <w:szCs w:val="19"/>
+        </w:rPr>
+        <w:t>CA  •</w:t>
+      </w:r>
+      <w:proofErr w:type="gramEnd"/>
+      <w:r>
+        <w:rPr>
+          <w:sz w:val="19"/>
+          <w:szCs w:val="19"/>
+        </w:rPr>
+        <w:t xml:space="preserve">  </w:t>
       </w:r>
       <w:hyperlink r:id="rId7" w:history="1">
         <w:r>
@@ -46,7 +62,23 @@
           <w:sz w:val="19"/>
           <w:szCs w:val="19"/>
         </w:rPr>
-        <w:t xml:space="preserve">  •  949-735-4720  •  </w:t>
+        <w:t xml:space="preserve">  •  949-735-</w:t>
+      </w:r>
+      <w:proofErr w:type="gramStart"/>
+      <w:r>
+        <w:rPr>
+          <w:sz w:val="19"/>
+          <w:szCs w:val="19"/>
+        </w:rPr>
+        <w:t>4720  •</w:t>
+      </w:r>
+      <w:proofErr w:type="gramEnd"/>
+      <w:r>
+        <w:rPr>
+          <w:sz w:val="19"/>
+          <w:szCs w:val="19"/>
+        </w:rPr>
+        <w:t xml:space="preserve">  </w:t>
       </w:r>
       <w:hyperlink r:id="rId8" w:history="1">
         <w:r>
@@ -102,7 +134,7 @@
         <w:jc w:val="center"/>
       </w:pPr>
       <w:r>
-        <w:t>Server Engineer with 5+ years coding and 2+ years of production experience on a live MMORPG.</w:t>
+        <w:t>Software engineer with 5+ years coding, building LLM-powered agent systems and high-concurrency production servers.</w:t>
       </w:r>
     </w:p>
     <w:p>
@@ -110,7 +142,7 @@
         <w:pBdr>
           <w:bottom w:val="single" w:sz="6" w:space="2" w:color="000000"/>
         </w:pBdr>
-        <w:spacing w:before="260" w:after="90"/>
+        <w:spacing w:before="180" w:after="72"/>
       </w:pPr>
       <w:r>
         <w:rPr>
@@ -127,8 +159,10 @@
         <w:tabs>
           <w:tab w:val="right" w:pos="10512"/>
         </w:tabs>
-        <w:spacing w:before="280" w:after="28"/>
-      </w:pPr>
+        <w:spacing w:before="208" w:after="36"/>
+      </w:pPr>
+      <w:proofErr w:type="spellStart"/>
+      <w:proofErr w:type="gramStart"/>
       <w:r>
         <w:rPr>
           <w:b/>
@@ -138,12 +172,21 @@
         </w:rPr>
         <w:t>Funigloo</w:t>
       </w:r>
-      <w:r>
-        <w:rPr>
-          <w:sz w:val="21"/>
-          <w:szCs w:val="21"/>
-        </w:rPr>
-        <w:t xml:space="preserve">  —  </w:t>
+      <w:proofErr w:type="spellEnd"/>
+      <w:r>
+        <w:rPr>
+          <w:sz w:val="21"/>
+          <w:szCs w:val="21"/>
+        </w:rPr>
+        <w:t xml:space="preserve">  —</w:t>
+      </w:r>
+      <w:proofErr w:type="gramEnd"/>
+      <w:r>
+        <w:rPr>
+          <w:sz w:val="21"/>
+          <w:szCs w:val="21"/>
+        </w:rPr>
+        <w:t xml:space="preserve">  </w:t>
       </w:r>
       <w:r>
         <w:rPr>
@@ -184,7 +227,7 @@
           <w:ilvl w:val="0"/>
           <w:numId w:val="2"/>
         </w:numPr>
-        <w:spacing w:after="40" w:line="276" w:lineRule="auto"/>
+        <w:spacing w:after="58" w:line="278" w:lineRule="auto"/>
       </w:pPr>
       <w:r>
         <w:t xml:space="preserve">Redesigned the broadcast cache architecture, raising single-map capacity from </w:t>
@@ -197,17 +240,17 @@
         <w:t>250 to 600 players</w:t>
       </w:r>
       <w:r>
-        <w:t xml:space="preserve"> and validating </w:t>
-      </w:r>
-      <w:r>
-        <w:rPr>
-          <w:b/>
-          <w:bCs/>
-        </w:rPr>
-        <w:t>50,000 concurrent players</w:t>
-      </w:r>
-      <w:r>
-        <w:t xml:space="preserve"> in a single world.</w:t>
+        <w:t xml:space="preserve"> and load-testing </w:t>
+      </w:r>
+      <w:r>
+        <w:rPr>
+          <w:b/>
+          <w:bCs/>
+        </w:rPr>
+        <w:t>50,000 concurrent connections</w:t>
+      </w:r>
+      <w:r>
+        <w:t xml:space="preserve"> via parallel bot clients.</w:t>
       </w:r>
     </w:p>
     <w:p>
@@ -217,7 +260,7 @@
           <w:ilvl w:val="0"/>
           <w:numId w:val="2"/>
         </w:numPr>
-        <w:spacing w:after="40" w:line="276" w:lineRule="auto"/>
+        <w:spacing w:after="58" w:line="278" w:lineRule="auto"/>
       </w:pPr>
       <w:r>
         <w:t xml:space="preserve">Built a </w:t>
@@ -240,7 +283,7 @@
         <w:t>10 worker threads</w:t>
       </w:r>
       <w:r>
-        <w:t xml:space="preserve"> to remove shared-resource contention, and handled cross-server state sync through master-server routing and P2P UDP hole punching.</w:t>
+        <w:t xml:space="preserve"> to remove resource contention, with cross-server sync via master-server routing and P2P UDP hole punching.</w:t>
       </w:r>
     </w:p>
     <w:p>
@@ -250,7 +293,7 @@
           <w:ilvl w:val="0"/>
           <w:numId w:val="2"/>
         </w:numPr>
-        <w:spacing w:after="40" w:line="276" w:lineRule="auto"/>
+        <w:spacing w:after="58" w:line="278" w:lineRule="auto"/>
       </w:pPr>
       <w:r>
         <w:t xml:space="preserve">Split the monolithic server into </w:t>
@@ -263,7 +306,7 @@
         <w:t>6 microservices</w:t>
       </w:r>
       <w:r>
-        <w:t xml:space="preserve"> (Auth, Game, Guild, Log, Control, GM) for fault isolation, independent deployment, and per-service scaling.</w:t>
+        <w:t xml:space="preserve"> (Auth, Game, Guild, Log, Control, GM) for fault isolation and independent scaling.</w:t>
       </w:r>
     </w:p>
     <w:p>
@@ -271,8 +314,9 @@
         <w:tabs>
           <w:tab w:val="right" w:pos="10512"/>
         </w:tabs>
-        <w:spacing w:before="280" w:after="28"/>
-      </w:pPr>
+        <w:spacing w:before="208" w:after="36"/>
+      </w:pPr>
+      <w:proofErr w:type="gramStart"/>
       <w:r>
         <w:rPr>
           <w:b/>
@@ -287,7 +331,15 @@
           <w:sz w:val="21"/>
           <w:szCs w:val="21"/>
         </w:rPr>
-        <w:t xml:space="preserve">  —  </w:t>
+        <w:t xml:space="preserve">  —</w:t>
+      </w:r>
+      <w:proofErr w:type="gramEnd"/>
+      <w:r>
+        <w:rPr>
+          <w:sz w:val="21"/>
+          <w:szCs w:val="21"/>
+        </w:rPr>
+        <w:t xml:space="preserve">  </w:t>
       </w:r>
       <w:r>
         <w:rPr>
@@ -340,10 +392,18 @@
           <w:ilvl w:val="0"/>
           <w:numId w:val="2"/>
         </w:numPr>
-        <w:spacing w:after="40" w:line="276" w:lineRule="auto"/>
-      </w:pPr>
-      <w:r>
-        <w:t xml:space="preserve">Delivered Python/Selenium automation tools and PyQt desktop apps to </w:t>
+        <w:spacing w:after="58" w:line="278" w:lineRule="auto"/>
+      </w:pPr>
+      <w:r>
+        <w:t xml:space="preserve">Delivered Python/Selenium automation tools and </w:t>
+      </w:r>
+      <w:proofErr w:type="spellStart"/>
+      <w:r>
+        <w:t>PyQt</w:t>
+      </w:r>
+      <w:proofErr w:type="spellEnd"/>
+      <w:r>
+        <w:t xml:space="preserve"> desktop apps to </w:t>
       </w:r>
       <w:r>
         <w:rPr>
@@ -353,7 +413,7 @@
         <w:t>20+ paying clients</w:t>
       </w:r>
       <w:r>
-        <w:t>, covering scheduled data collection, web scraping, and transaction workflows.</w:t>
+        <w:t>, covering data collection, web scraping, and transaction workflows.</w:t>
       </w:r>
     </w:p>
     <w:p>
@@ -361,7 +421,7 @@
         <w:pBdr>
           <w:bottom w:val="single" w:sz="6" w:space="2" w:color="000000"/>
         </w:pBdr>
-        <w:spacing w:before="260" w:after="90"/>
+        <w:spacing w:before="180" w:after="72"/>
       </w:pPr>
       <w:r>
         <w:rPr>
@@ -378,23 +438,32 @@
         <w:tabs>
           <w:tab w:val="right" w:pos="10512"/>
         </w:tabs>
-        <w:spacing w:before="280" w:after="28"/>
-      </w:pPr>
-      <w:r>
-        <w:rPr>
-          <w:b/>
-          <w:bCs/>
-          <w:sz w:val="21"/>
-          <w:szCs w:val="21"/>
-        </w:rPr>
-        <w:t>Last Ember</w:t>
-      </w:r>
-      <w:r>
-        <w:rPr>
-          <w:sz w:val="21"/>
-          <w:szCs w:val="21"/>
-        </w:rPr>
-        <w:t xml:space="preserve">  —  </w:t>
+        <w:spacing w:before="208" w:after="36"/>
+      </w:pPr>
+      <w:proofErr w:type="gramStart"/>
+      <w:r>
+        <w:rPr>
+          <w:b/>
+          <w:bCs/>
+          <w:sz w:val="21"/>
+          <w:szCs w:val="21"/>
+        </w:rPr>
+        <w:t>Fastlane</w:t>
+      </w:r>
+      <w:r>
+        <w:rPr>
+          <w:sz w:val="21"/>
+          <w:szCs w:val="21"/>
+        </w:rPr>
+        <w:t xml:space="preserve">  —</w:t>
+      </w:r>
+      <w:proofErr w:type="gramEnd"/>
+      <w:r>
+        <w:rPr>
+          <w:sz w:val="21"/>
+          <w:szCs w:val="21"/>
+        </w:rPr>
+        <w:t xml:space="preserve">  </w:t>
       </w:r>
       <w:r>
         <w:rPr>
@@ -402,12 +471,200 @@
           <w:sz w:val="21"/>
           <w:szCs w:val="21"/>
         </w:rPr>
+        <w:t>AI Evaluation Platform</w:t>
+      </w:r>
+      <w:r>
+        <w:t xml:space="preserve"> </w:t>
+      </w:r>
+      <w:hyperlink r:id="rId14" w:history="1">
+        <w:r>
+          <w:rPr>
+            <w:color w:val="0563C1"/>
+            <w:u w:val="single"/>
+          </w:rPr>
+          <w:t>[Website]</w:t>
+        </w:r>
+      </w:hyperlink>
+      <w:r>
+        <w:tab/>
+      </w:r>
+      <w:r>
+        <w:rPr>
+          <w:rFonts w:hint="eastAsia"/>
+        </w:rPr>
+        <w:t xml:space="preserve">       </w:t>
+      </w:r>
+      <w:r>
+        <w:rPr>
+          <w:color w:val="595959"/>
+          <w:sz w:val="19"/>
+          <w:szCs w:val="19"/>
+        </w:rPr>
+        <w:t>Jan 2026 – June 2026</w:t>
+      </w:r>
+    </w:p>
+    <w:p>
+      <w:pPr>
+        <w:pStyle w:val="a4"/>
+        <w:numPr>
+          <w:ilvl w:val="0"/>
+          <w:numId w:val="2"/>
+        </w:numPr>
+        <w:spacing w:after="58" w:line="278" w:lineRule="auto"/>
+      </w:pPr>
+      <w:r>
+        <w:t xml:space="preserve">Built and shipped an </w:t>
+      </w:r>
+      <w:r>
+        <w:rPr>
+          <w:b/>
+          <w:bCs/>
+        </w:rPr>
+        <w:t>end-to-end AI proposal review platform</w:t>
+      </w:r>
+      <w:r>
+        <w:t xml:space="preserve"> (Next.js, </w:t>
+      </w:r>
+      <w:proofErr w:type="spellStart"/>
+      <w:r>
+        <w:t>Supabase</w:t>
+      </w:r>
+      <w:proofErr w:type="spellEnd"/>
+      <w:r>
+        <w:t>, OpenAI), covering architecture, schema, and LLM orchestration.</w:t>
+      </w:r>
+    </w:p>
+    <w:p>
+      <w:pPr>
+        <w:pStyle w:val="a4"/>
+        <w:numPr>
+          <w:ilvl w:val="0"/>
+          <w:numId w:val="2"/>
+        </w:numPr>
+        <w:spacing w:after="58" w:line="278" w:lineRule="auto"/>
+      </w:pPr>
+      <w:r>
+        <w:t xml:space="preserve">Designed a </w:t>
+      </w:r>
+      <w:r>
+        <w:rPr>
+          <w:b/>
+          <w:bCs/>
+        </w:rPr>
+        <w:t>3-pass LLM scoring pipeline</w:t>
+      </w:r>
+      <w:r>
+        <w:t xml:space="preserve"> (Draft → Skeptic → Judge) </w:t>
+      </w:r>
+      <w:proofErr w:type="gramStart"/>
+      <w:r>
+        <w:t xml:space="preserve">with </w:t>
+      </w:r>
+      <w:r>
+        <w:rPr>
+          <w:b/>
+          <w:bCs/>
+        </w:rPr>
+        <w:t>σ</w:t>
+      </w:r>
+      <w:proofErr w:type="gramEnd"/>
+      <w:r>
+        <w:rPr>
+          <w:b/>
+          <w:bCs/>
+        </w:rPr>
+        <w:t>-based dispute routing</w:t>
+      </w:r>
+      <w:r>
+        <w:t xml:space="preserve"> that </w:t>
+      </w:r>
+      <w:r>
+        <w:rPr>
+          <w:b/>
+          <w:bCs/>
+        </w:rPr>
+        <w:t>auto-clears ~70% of proposals at the first pass</w:t>
+      </w:r>
+      <w:r>
+        <w:t>, escalating only disagreed items to human review.</w:t>
+      </w:r>
+    </w:p>
+    <w:p>
+      <w:pPr>
+        <w:pStyle w:val="a4"/>
+        <w:numPr>
+          <w:ilvl w:val="0"/>
+          <w:numId w:val="2"/>
+        </w:numPr>
+        <w:spacing w:after="58" w:line="278" w:lineRule="auto"/>
+      </w:pPr>
+      <w:r>
+        <w:t xml:space="preserve">Added a </w:t>
+      </w:r>
+      <w:r>
+        <w:rPr>
+          <w:b/>
+          <w:bCs/>
+        </w:rPr>
+        <w:t>rule-based quality gate</w:t>
+      </w:r>
+      <w:r>
+        <w:t xml:space="preserve"> (zero LLM cost) before scoring to filter low-quality submissions and cut unnecessary OpenAI calls.</w:t>
+      </w:r>
+    </w:p>
+    <w:p>
+      <w:pPr>
+        <w:tabs>
+          <w:tab w:val="right" w:pos="10512"/>
+        </w:tabs>
+        <w:spacing w:before="208" w:after="36"/>
+      </w:pPr>
+      <w:r>
+        <w:rPr>
+          <w:b/>
+          <w:bCs/>
+          <w:sz w:val="21"/>
+          <w:szCs w:val="21"/>
+        </w:rPr>
+        <w:t xml:space="preserve">Last </w:t>
+      </w:r>
+      <w:proofErr w:type="gramStart"/>
+      <w:r>
+        <w:rPr>
+          <w:b/>
+          <w:bCs/>
+          <w:sz w:val="21"/>
+          <w:szCs w:val="21"/>
+        </w:rPr>
+        <w:t>Ember</w:t>
+      </w:r>
+      <w:r>
+        <w:rPr>
+          <w:sz w:val="21"/>
+          <w:szCs w:val="21"/>
+        </w:rPr>
+        <w:t xml:space="preserve">  —</w:t>
+      </w:r>
+      <w:proofErr w:type="gramEnd"/>
+      <w:r>
+        <w:rPr>
+          <w:sz w:val="21"/>
+          <w:szCs w:val="21"/>
+        </w:rPr>
+        <w:t xml:space="preserve">  </w:t>
+      </w:r>
+      <w:r>
+        <w:rPr>
+          <w:color w:val="333333"/>
+          <w:sz w:val="21"/>
+          <w:szCs w:val="21"/>
+        </w:rPr>
         <w:t>Unity Card Game</w:t>
       </w:r>
       <w:r>
         <w:t xml:space="preserve"> </w:t>
       </w:r>
-      <w:hyperlink r:id="rId14" w:history="1">
+      <w:hyperlink r:id="rId15" w:history="1">
         <w:r>
           <w:rPr>
             <w:color w:val="0563C1"/>
@@ -435,10 +692,10 @@
           <w:ilvl w:val="0"/>
           <w:numId w:val="2"/>
         </w:numPr>
-        <w:spacing w:after="40" w:line="276" w:lineRule="auto"/>
-      </w:pPr>
-      <w:r>
-        <w:t xml:space="preserve">Building a </w:t>
+        <w:spacing w:after="58" w:line="278" w:lineRule="auto"/>
+      </w:pPr>
+      <w:r>
+        <w:t xml:space="preserve">Shipped a </w:t>
       </w:r>
       <w:r>
         <w:rPr>
@@ -448,7 +705,7 @@
         <w:t>roguelike card game in Unity</w:t>
       </w:r>
       <w:r>
-        <w:t xml:space="preserve"> from scratch in about 3 weeks, using </w:t>
+        <w:t xml:space="preserve"> to Steam with </w:t>
       </w:r>
       <w:r>
         <w:rPr>
@@ -458,7 +715,15 @@
         <w:t>AI-assisted development (Claude Code)</w:t>
       </w:r>
       <w:r>
-        <w:t xml:space="preserve"> to build the card system, turn-based combat engine, deck composition, and reward/upgrade loops.</w:t>
+        <w:t xml:space="preserve">, building the card system, turn-based combat, </w:t>
+      </w:r>
+      <w:proofErr w:type="gramStart"/>
+      <w:r>
+        <w:t>deck-building</w:t>
+      </w:r>
+      <w:proofErr w:type="gramEnd"/>
+      <w:r>
+        <w:t>, and reward loops.</w:t>
       </w:r>
     </w:p>
     <w:p>
@@ -468,40 +733,40 @@
           <w:ilvl w:val="0"/>
           <w:numId w:val="2"/>
         </w:numPr>
-        <w:spacing w:after="40" w:line="276" w:lineRule="auto"/>
-      </w:pPr>
-      <w:r>
-        <w:t xml:space="preserve">Built and shipped the full release pipeline, from automated </w:t>
-      </w:r>
-      <w:r>
-        <w:rPr>
-          <w:b/>
-          <w:bCs/>
-        </w:rPr>
-        <w:t>build deployment</w:t>
-      </w:r>
-      <w:r>
-        <w:t xml:space="preserve"> to a </w:t>
-      </w:r>
-      <w:r>
-        <w:rPr>
-          <w:b/>
-          <w:bCs/>
-        </w:rPr>
-        <w:t>save system</w:t>
-      </w:r>
-      <w:r>
-        <w:t xml:space="preserve">, and </w:t>
-      </w:r>
-      <w:r>
-        <w:rPr>
-          <w:b/>
-          <w:bCs/>
-        </w:rPr>
-        <w:t>live patch updates</w:t>
-      </w:r>
-      <w:r>
-        <w:t xml:space="preserve"> post-launch.</w:t>
+        <w:spacing w:after="58" w:line="278" w:lineRule="auto"/>
+      </w:pPr>
+      <w:r>
+        <w:t xml:space="preserve">Built an </w:t>
+      </w:r>
+      <w:r>
+        <w:rPr>
+          <w:b/>
+          <w:bCs/>
+        </w:rPr>
+        <w:t>AI Agent asset pipeline</w:t>
+      </w:r>
+      <w:r>
+        <w:t xml:space="preserve"> orchestrating </w:t>
+      </w:r>
+      <w:r>
+        <w:rPr>
+          <w:b/>
+          <w:bCs/>
+        </w:rPr>
+        <w:t>GPT Image 2 and Nano Banana</w:t>
+      </w:r>
+      <w:r>
+        <w:t xml:space="preserve"> across agents for prompt authoring, generation, QA, and post-processing to produce </w:t>
+      </w:r>
+      <w:r>
+        <w:rPr>
+          <w:b/>
+          <w:bCs/>
+        </w:rPr>
+        <w:t>2,000+ game assets</w:t>
+      </w:r>
+      <w:r>
+        <w:t>.</w:t>
       </w:r>
     </w:p>
     <w:p>
@@ -511,60 +776,31 @@
           <w:ilvl w:val="0"/>
           <w:numId w:val="2"/>
         </w:numPr>
-        <w:spacing w:after="40" w:line="276" w:lineRule="auto"/>
-      </w:pPr>
-      <w:r>
-        <w:t xml:space="preserve">Launched on </w:t>
-      </w:r>
-      <w:r>
-        <w:rPr>
-          <w:b/>
-          <w:bCs/>
-        </w:rPr>
-        <w:t>Steam</w:t>
-      </w:r>
-      <w:r>
-        <w:t xml:space="preserve">, reaching </w:t>
-      </w:r>
-      <w:r>
-        <w:rPr>
-          <w:rFonts w:hint="eastAsia"/>
-          <w:b/>
-          <w:bCs/>
-        </w:rPr>
-        <w:t>4</w:t>
-      </w:r>
-      <w:r>
-        <w:rPr>
-          <w:b/>
-          <w:bCs/>
-        </w:rPr>
-        <w:t>0+ sales</w:t>
-      </w:r>
-      <w:r>
-        <w:t xml:space="preserve"> and </w:t>
-      </w:r>
-      <w:r>
-        <w:rPr>
-          <w:b/>
-          <w:bCs/>
-        </w:rPr>
-        <w:t>2</w:t>
-      </w:r>
-      <w:r>
-        <w:rPr>
-          <w:rFonts w:hint="eastAsia"/>
-          <w:b/>
-          <w:bCs/>
-        </w:rPr>
-        <w:t>1</w:t>
-      </w:r>
-      <w:r>
-        <w:rPr>
-          <w:b/>
-          <w:bCs/>
-        </w:rPr>
-        <w:t>0 wishlists</w:t>
+        <w:spacing w:after="58" w:line="278" w:lineRule="auto"/>
+      </w:pPr>
+      <w:r>
+        <w:t xml:space="preserve">Automated cinematic trailer generation via </w:t>
+      </w:r>
+      <w:proofErr w:type="gramStart"/>
+      <w:r>
+        <w:t xml:space="preserve">a </w:t>
+      </w:r>
+      <w:proofErr w:type="spellStart"/>
+      <w:r>
+        <w:rPr>
+          <w:b/>
+          <w:bCs/>
+        </w:rPr>
+        <w:t>Higgsfield</w:t>
+      </w:r>
+      <w:proofErr w:type="spellEnd"/>
+      <w:proofErr w:type="gramEnd"/>
+      <w:r>
+        <w:rPr>
+          <w:b/>
+          <w:bCs/>
+        </w:rPr>
+        <w:t xml:space="preserve"> + Claude MCP integration</w:t>
       </w:r>
       <w:r>
         <w:t>.</w:t>
@@ -575,23 +811,34 @@
         <w:tabs>
           <w:tab w:val="right" w:pos="10512"/>
         </w:tabs>
-        <w:spacing w:before="280" w:after="28"/>
-      </w:pPr>
-      <w:r>
-        <w:rPr>
-          <w:b/>
-          <w:bCs/>
-          <w:sz w:val="21"/>
-          <w:szCs w:val="21"/>
-        </w:rPr>
-        <w:t>Fastlane</w:t>
-      </w:r>
-      <w:r>
-        <w:rPr>
-          <w:sz w:val="21"/>
-          <w:szCs w:val="21"/>
-        </w:rPr>
-        <w:t xml:space="preserve">  —  </w:t>
+        <w:spacing w:before="208" w:after="36"/>
+      </w:pPr>
+      <w:proofErr w:type="spellStart"/>
+      <w:proofErr w:type="gramStart"/>
+      <w:r>
+        <w:rPr>
+          <w:b/>
+          <w:bCs/>
+          <w:sz w:val="21"/>
+          <w:szCs w:val="21"/>
+        </w:rPr>
+        <w:t>Ruming</w:t>
+      </w:r>
+      <w:proofErr w:type="spellEnd"/>
+      <w:r>
+        <w:rPr>
+          <w:sz w:val="21"/>
+          <w:szCs w:val="21"/>
+        </w:rPr>
+        <w:t xml:space="preserve">  —</w:t>
+      </w:r>
+      <w:proofErr w:type="gramEnd"/>
+      <w:r>
+        <w:rPr>
+          <w:sz w:val="21"/>
+          <w:szCs w:val="21"/>
+        </w:rPr>
+        <w:t xml:space="preserve">  </w:t>
       </w:r>
       <w:r>
         <w:rPr>
@@ -599,134 +846,7 @@
           <w:sz w:val="21"/>
           <w:szCs w:val="21"/>
         </w:rPr>
-        <w:t>AI Evaluation Platform</w:t>
-      </w:r>
-      <w:r>
-        <w:t xml:space="preserve"> </w:t>
-      </w:r>
-      <w:hyperlink r:id="rId15" w:history="1">
-        <w:r>
-          <w:rPr>
-            <w:color w:val="0563C1"/>
-            <w:u w:val="single"/>
-          </w:rPr>
-          <w:t>[Website]</w:t>
-        </w:r>
-      </w:hyperlink>
-      <w:r>
-        <w:tab/>
-      </w:r>
-      <w:r>
-        <w:rPr>
-          <w:rFonts w:hint="eastAsia"/>
-        </w:rPr>
-        <w:t xml:space="preserve">       </w:t>
-      </w:r>
-      <w:r>
-        <w:rPr>
-          <w:color w:val="595959"/>
-          <w:sz w:val="19"/>
-          <w:szCs w:val="19"/>
-        </w:rPr>
-        <w:t>Jan 2026 – June 2026</w:t>
-      </w:r>
-    </w:p>
-    <w:p>
-      <w:pPr>
-        <w:pStyle w:val="a4"/>
-        <w:numPr>
-          <w:ilvl w:val="0"/>
-          <w:numId w:val="2"/>
-        </w:numPr>
-        <w:spacing w:after="40" w:line="276" w:lineRule="auto"/>
-      </w:pPr>
-      <w:r>
-        <w:t xml:space="preserve">Built and shipped an </w:t>
-      </w:r>
-      <w:r>
-        <w:rPr>
-          <w:b/>
-          <w:bCs/>
-        </w:rPr>
-        <w:t>end-to-end AI proposal review platform</w:t>
-      </w:r>
-      <w:r>
-        <w:t xml:space="preserve"> (Next.js, Supabase, OpenAI), owning full-stack architecture, schema design, and LLM orchestration.</w:t>
-      </w:r>
-    </w:p>
-    <w:p>
-      <w:pPr>
-        <w:pStyle w:val="a4"/>
-        <w:numPr>
-          <w:ilvl w:val="0"/>
-          <w:numId w:val="2"/>
-        </w:numPr>
-        <w:spacing w:after="40" w:line="276" w:lineRule="auto"/>
-      </w:pPr>
-      <w:r>
-        <w:t xml:space="preserve">Designed a </w:t>
-      </w:r>
-      <w:r>
-        <w:rPr>
-          <w:b/>
-          <w:bCs/>
-        </w:rPr>
-        <w:t>3-pass LLM scoring pipeline</w:t>
-      </w:r>
-      <w:r>
-        <w:t xml:space="preserve"> (Draft → Skeptic → Judge) with </w:t>
-      </w:r>
-      <w:r>
-        <w:rPr>
-          <w:b/>
-          <w:bCs/>
-        </w:rPr>
-        <w:t>σ-based dispute routing</w:t>
-      </w:r>
-      <w:r>
-        <w:t xml:space="preserve"> that </w:t>
-      </w:r>
-      <w:r>
-        <w:rPr>
-          <w:b/>
-          <w:bCs/>
-        </w:rPr>
-        <w:t>auto-clears ~70% of proposals at the first pass</w:t>
-      </w:r>
-      <w:r>
-        <w:t>, escalating only disagreed items to human review.</w:t>
-      </w:r>
-    </w:p>
-    <w:p>
-      <w:pPr>
-        <w:tabs>
-          <w:tab w:val="right" w:pos="10512"/>
-        </w:tabs>
-        <w:spacing w:before="280" w:after="28"/>
-      </w:pPr>
-      <w:r>
-        <w:rPr>
-          <w:b/>
-          <w:bCs/>
-          <w:sz w:val="21"/>
-          <w:szCs w:val="21"/>
-        </w:rPr>
-        <w:t>DashDeploy</w:t>
-      </w:r>
-      <w:r>
-        <w:rPr>
-          <w:sz w:val="21"/>
-          <w:szCs w:val="21"/>
-        </w:rPr>
-        <w:t xml:space="preserve">  —  </w:t>
-      </w:r>
-      <w:r>
-        <w:rPr>
-          <w:color w:val="333333"/>
-          <w:sz w:val="21"/>
-          <w:szCs w:val="21"/>
-        </w:rPr>
-        <w:t>Self-Hosted Deployment Platform</w:t>
+        <w:t>On-Device Persona LLM</w:t>
       </w:r>
       <w:r>
         <w:t xml:space="preserve"> </w:t>
@@ -741,6 +861,18 @@
         </w:r>
       </w:hyperlink>
       <w:r>
+        <w:t xml:space="preserve"> </w:t>
+      </w:r>
+      <w:hyperlink r:id="rId17" w:history="1">
+        <w:r>
+          <w:rPr>
+            <w:color w:val="0563C1"/>
+            <w:u w:val="single"/>
+          </w:rPr>
+          <w:t>[HF]</w:t>
+        </w:r>
+      </w:hyperlink>
+      <w:r>
         <w:tab/>
       </w:r>
       <w:r>
@@ -749,7 +881,7 @@
           <w:sz w:val="19"/>
           <w:szCs w:val="19"/>
         </w:rPr>
-        <w:t>Jan 2026 – Mar 2026</w:t>
+        <w:t>May 2026</w:t>
       </w:r>
     </w:p>
     <w:p>
@@ -759,60 +891,104 @@
           <w:ilvl w:val="0"/>
           <w:numId w:val="2"/>
         </w:numPr>
-        <w:spacing w:after="40" w:line="276" w:lineRule="auto"/>
-      </w:pPr>
-      <w:r>
-        <w:t xml:space="preserve">Built a self-hosted </w:t>
-      </w:r>
-      <w:r>
-        <w:rPr>
-          <w:b/>
-          <w:bCs/>
-        </w:rPr>
-        <w:t>Vercel-like</w:t>
-      </w:r>
-      <w:r>
-        <w:t xml:space="preserve"> deployment platform using </w:t>
-      </w:r>
-      <w:r>
-        <w:rPr>
-          <w:b/>
-          <w:bCs/>
-        </w:rPr>
-        <w:t>Docker</w:t>
-      </w:r>
-      <w:r>
-        <w:t xml:space="preserve"> and </w:t>
-      </w:r>
-      <w:r>
-        <w:rPr>
-          <w:b/>
-          <w:bCs/>
-        </w:rPr>
-        <w:t>k3s,</w:t>
-      </w:r>
-      <w:r>
-        <w:t xml:space="preserve"> automating build, containerization, and </w:t>
-      </w:r>
-      <w:r>
-        <w:rPr>
-          <w:b/>
-          <w:bCs/>
-        </w:rPr>
-        <w:t>zero-downtime</w:t>
-      </w:r>
-      <w:r>
-        <w:t xml:space="preserve"> deployment pipelines on </w:t>
-      </w:r>
-      <w:r>
-        <w:rPr>
-          <w:b/>
-          <w:bCs/>
-        </w:rPr>
-        <w:t>Hetzner Cloud</w:t>
-      </w:r>
-      <w:r>
-        <w:t xml:space="preserve"> VMs across multiple nodes.</w:t>
+        <w:spacing w:after="58" w:line="278" w:lineRule="auto"/>
+      </w:pPr>
+      <w:r>
+        <w:t xml:space="preserve">Fine-tuned </w:t>
+      </w:r>
+      <w:r>
+        <w:rPr>
+          <w:b/>
+          <w:bCs/>
+        </w:rPr>
+        <w:t xml:space="preserve">Qwen2.5-3B with </w:t>
+      </w:r>
+      <w:proofErr w:type="spellStart"/>
+      <w:r>
+        <w:rPr>
+          <w:b/>
+          <w:bCs/>
+        </w:rPr>
+        <w:t>QLoRA</w:t>
+      </w:r>
+      <w:proofErr w:type="spellEnd"/>
+      <w:r>
+        <w:rPr>
+          <w:b/>
+          <w:bCs/>
+        </w:rPr>
+        <w:t xml:space="preserve"> (</w:t>
+      </w:r>
+      <w:proofErr w:type="spellStart"/>
+      <w:r>
+        <w:rPr>
+          <w:b/>
+          <w:bCs/>
+        </w:rPr>
+        <w:t>Unsloth</w:t>
+      </w:r>
+      <w:proofErr w:type="spellEnd"/>
+      <w:r>
+        <w:rPr>
+          <w:b/>
+          <w:bCs/>
+        </w:rPr>
+        <w:t>)</w:t>
+      </w:r>
+      <w:r>
+        <w:t xml:space="preserve"> on </w:t>
+      </w:r>
+      <w:r>
+        <w:rPr>
+          <w:b/>
+          <w:bCs/>
+        </w:rPr>
+        <w:t>1,000 hand-curated dialogue pairs</w:t>
+      </w:r>
+      <w:r>
+        <w:t xml:space="preserve"> for a 15-year-friend persona.</w:t>
+      </w:r>
+    </w:p>
+    <w:p>
+      <w:pPr>
+        <w:pStyle w:val="a4"/>
+        <w:numPr>
+          <w:ilvl w:val="0"/>
+          <w:numId w:val="2"/>
+        </w:numPr>
+        <w:spacing w:after="58" w:line="278" w:lineRule="auto"/>
+      </w:pPr>
+      <w:r>
+        <w:t xml:space="preserve">Diagnosed </w:t>
+      </w:r>
+      <w:r>
+        <w:rPr>
+          <w:b/>
+          <w:bCs/>
+        </w:rPr>
+        <w:t xml:space="preserve">distribution </w:t>
+      </w:r>
+      <w:proofErr w:type="gramStart"/>
+      <w:r>
+        <w:rPr>
+          <w:b/>
+          <w:bCs/>
+        </w:rPr>
+        <w:t>collapse</w:t>
+      </w:r>
+      <w:proofErr w:type="gramEnd"/>
+      <w:r>
+        <w:t xml:space="preserve"> on raw chat data, switched to synthetic data, and shipped as </w:t>
+      </w:r>
+      <w:r>
+        <w:rPr>
+          <w:b/>
+          <w:bCs/>
+        </w:rPr>
+        <w:t>GGUF Q4_K_M (~2 GB)</w:t>
+      </w:r>
+      <w:r>
+        <w:t xml:space="preserve"> for offline Android.</w:t>
       </w:r>
     </w:p>
     <w:p>
@@ -820,7 +996,7 @@
         <w:pBdr>
           <w:bottom w:val="single" w:sz="6" w:space="2" w:color="000000"/>
         </w:pBdr>
-        <w:spacing w:before="260" w:after="90"/>
+        <w:spacing w:before="180" w:after="72"/>
       </w:pPr>
       <w:r>
         <w:rPr>
@@ -837,23 +1013,41 @@
         <w:tabs>
           <w:tab w:val="right" w:pos="10512"/>
         </w:tabs>
-        <w:spacing w:before="280" w:after="28"/>
-      </w:pPr>
-      <w:r>
-        <w:rPr>
-          <w:b/>
-          <w:bCs/>
-          <w:sz w:val="21"/>
-          <w:szCs w:val="21"/>
-        </w:rPr>
-        <w:t>Kookmin University</w:t>
-      </w:r>
-      <w:r>
-        <w:rPr>
-          <w:sz w:val="21"/>
-          <w:szCs w:val="21"/>
-        </w:rPr>
-        <w:t xml:space="preserve">  —  </w:t>
+        <w:spacing w:before="208" w:after="36"/>
+      </w:pPr>
+      <w:r>
+        <w:rPr>
+          <w:b/>
+          <w:bCs/>
+          <w:sz w:val="21"/>
+          <w:szCs w:val="21"/>
+        </w:rPr>
+        <w:t xml:space="preserve">Kookmin </w:t>
+      </w:r>
+      <w:proofErr w:type="gramStart"/>
+      <w:r>
+        <w:rPr>
+          <w:b/>
+          <w:bCs/>
+          <w:sz w:val="21"/>
+          <w:szCs w:val="21"/>
+        </w:rPr>
+        <w:t>University</w:t>
+      </w:r>
+      <w:r>
+        <w:rPr>
+          <w:sz w:val="21"/>
+          <w:szCs w:val="21"/>
+        </w:rPr>
+        <w:t xml:space="preserve">  —</w:t>
+      </w:r>
+      <w:proofErr w:type="gramEnd"/>
+      <w:r>
+        <w:rPr>
+          <w:sz w:val="21"/>
+          <w:szCs w:val="21"/>
+        </w:rPr>
+        <w:t xml:space="preserve">  </w:t>
       </w:r>
       <w:r>
         <w:rPr>
@@ -861,7 +1055,25 @@
           <w:sz w:val="21"/>
           <w:szCs w:val="21"/>
         </w:rPr>
-        <w:t>B.S. in Software Engineering  •  GPA: 4.04</w:t>
+        <w:t xml:space="preserve">B.S. in Software </w:t>
+      </w:r>
+      <w:proofErr w:type="gramStart"/>
+      <w:r>
+        <w:rPr>
+          <w:color w:val="333333"/>
+          <w:sz w:val="21"/>
+          <w:szCs w:val="21"/>
+        </w:rPr>
+        <w:t>Engineering  •</w:t>
+      </w:r>
+      <w:proofErr w:type="gramEnd"/>
+      <w:r>
+        <w:rPr>
+          <w:color w:val="333333"/>
+          <w:sz w:val="21"/>
+          <w:szCs w:val="21"/>
+        </w:rPr>
+        <w:t xml:space="preserve">  GPA: 4.04</w:t>
       </w:r>
       <w:r>
         <w:rPr>
@@ -889,7 +1101,7 @@
         <w:pBdr>
           <w:bottom w:val="single" w:sz="6" w:space="2" w:color="000000"/>
         </w:pBdr>
-        <w:spacing w:before="260" w:after="90"/>
+        <w:spacing w:before="180" w:after="72"/>
       </w:pPr>
       <w:r>
         <w:rPr>
@@ -903,23 +1115,52 @@
     </w:p>
     <w:p>
       <w:pPr>
-        <w:spacing w:after="52" w:line="276" w:lineRule="auto"/>
-      </w:pPr>
-      <w:r>
-        <w:rPr>
-          <w:b/>
-          <w:bCs/>
-        </w:rPr>
-        <w:t xml:space="preserve">Backend &amp; Servers  </w:t>
-      </w:r>
-      <w:r>
-        <w:t>C#, C++, Python, Java • ProudNet, FastAPI, Flask • MySQL, PostgreSQL, Redis, MongoDB</w:t>
-      </w:r>
-    </w:p>
-    <w:p>
-      <w:pPr>
-        <w:spacing w:after="52" w:line="276" w:lineRule="auto"/>
-      </w:pPr>
+        <w:spacing w:after="58" w:line="278" w:lineRule="auto"/>
+      </w:pPr>
+      <w:r>
+        <w:rPr>
+          <w:b/>
+          <w:bCs/>
+        </w:rPr>
+        <w:t xml:space="preserve">Backend &amp; </w:t>
+      </w:r>
+      <w:proofErr w:type="gramStart"/>
+      <w:r>
+        <w:rPr>
+          <w:b/>
+          <w:bCs/>
+        </w:rPr>
+        <w:t xml:space="preserve">Servers  </w:t>
+      </w:r>
+      <w:r>
+        <w:t>C#</w:t>
+      </w:r>
+      <w:proofErr w:type="gramEnd"/>
+      <w:r>
+        <w:t xml:space="preserve">, C++, Python, Java • </w:t>
+      </w:r>
+      <w:proofErr w:type="spellStart"/>
+      <w:r>
+        <w:t>ProudNet</w:t>
+      </w:r>
+      <w:proofErr w:type="spellEnd"/>
+      <w:r>
+        <w:t xml:space="preserve">, </w:t>
+      </w:r>
+      <w:proofErr w:type="spellStart"/>
+      <w:r>
+        <w:t>FastAPI</w:t>
+      </w:r>
+      <w:proofErr w:type="spellEnd"/>
+      <w:r>
+        <w:t>, Flask • MySQL, PostgreSQL, Redis, MongoDB</w:t>
+      </w:r>
+    </w:p>
+    <w:p>
+      <w:pPr>
+        <w:spacing w:after="58" w:line="278" w:lineRule="auto"/>
+      </w:pPr>
+      <w:proofErr w:type="gramStart"/>
       <w:r>
         <w:rPr>
           <w:b/>
@@ -928,43 +1169,101 @@
         <w:t xml:space="preserve">Frontend  </w:t>
       </w:r>
       <w:r>
-        <w:t>React, Next.js, TypeScript, HTML/CSS, Tailwind CSS</w:t>
-      </w:r>
-    </w:p>
-    <w:p>
-      <w:pPr>
-        <w:spacing w:after="52" w:line="276" w:lineRule="auto"/>
-      </w:pPr>
-      <w:r>
-        <w:rPr>
-          <w:b/>
-          <w:bCs/>
-        </w:rPr>
-        <w:t xml:space="preserve">AI &amp; LLM  </w:t>
-      </w:r>
-      <w:r>
-        <w:t>Claude Code, Codex, Gemini, OpenAI API, multi-agent systems, AI automation, prompt engineering</w:t>
-      </w:r>
-    </w:p>
-    <w:p>
-      <w:pPr>
-        <w:spacing w:after="52" w:line="276" w:lineRule="auto"/>
-      </w:pPr>
-      <w:r>
-        <w:rPr>
-          <w:b/>
-          <w:bCs/>
-        </w:rPr>
-        <w:t xml:space="preserve">Infra &amp; DevOps  </w:t>
-      </w:r>
-      <w:r>
-        <w:t>Docker, k3s/Kubernetes, Hetzner Cloud, AWS (EC2, Lambda), GitHub Actions, Linux</w:t>
-      </w:r>
-    </w:p>
-    <w:p>
-      <w:pPr>
-        <w:spacing w:after="52" w:line="276" w:lineRule="auto"/>
-      </w:pPr>
+        <w:t>React</w:t>
+      </w:r>
+      <w:proofErr w:type="gramEnd"/>
+      <w:r>
+        <w:t>, Next.js, TypeScript, HTML/CSS, Tailwind CSS</w:t>
+      </w:r>
+    </w:p>
+    <w:p>
+      <w:pPr>
+        <w:spacing w:after="58" w:line="278" w:lineRule="auto"/>
+      </w:pPr>
+      <w:r>
+        <w:rPr>
+          <w:b/>
+          <w:bCs/>
+        </w:rPr>
+        <w:t xml:space="preserve">AI &amp; </w:t>
+      </w:r>
+      <w:proofErr w:type="gramStart"/>
+      <w:r>
+        <w:rPr>
+          <w:b/>
+          <w:bCs/>
+        </w:rPr>
+        <w:t xml:space="preserve">LLM  </w:t>
+      </w:r>
+      <w:r>
+        <w:t>Claude</w:t>
+      </w:r>
+      <w:proofErr w:type="gramEnd"/>
+      <w:r>
+        <w:t xml:space="preserve"> Code, MCP, OpenAI API, </w:t>
+      </w:r>
+      <w:proofErr w:type="spellStart"/>
+      <w:r>
+        <w:t>PyTorch</w:t>
+      </w:r>
+      <w:proofErr w:type="spellEnd"/>
+      <w:r>
+        <w:t xml:space="preserve">, Hugging Face Transformers, </w:t>
+      </w:r>
+      <w:proofErr w:type="spellStart"/>
+      <w:r>
+        <w:t>Unsloth</w:t>
+      </w:r>
+      <w:proofErr w:type="spellEnd"/>
+      <w:r>
+        <w:t xml:space="preserve">, </w:t>
+      </w:r>
+      <w:proofErr w:type="spellStart"/>
+      <w:r>
+        <w:t>QLoRA</w:t>
+      </w:r>
+      <w:proofErr w:type="spellEnd"/>
+      <w:r>
+        <w:t>/</w:t>
+      </w:r>
+      <w:proofErr w:type="spellStart"/>
+      <w:r>
+        <w:t>LoRA</w:t>
+      </w:r>
+      <w:proofErr w:type="spellEnd"/>
+    </w:p>
+    <w:p>
+      <w:pPr>
+        <w:spacing w:after="58" w:line="278" w:lineRule="auto"/>
+      </w:pPr>
+      <w:r>
+        <w:rPr>
+          <w:b/>
+          <w:bCs/>
+        </w:rPr>
+        <w:t xml:space="preserve">Infra &amp; </w:t>
+      </w:r>
+      <w:proofErr w:type="gramStart"/>
+      <w:r>
+        <w:rPr>
+          <w:b/>
+          <w:bCs/>
+        </w:rPr>
+        <w:t xml:space="preserve">DevOps  </w:t>
+      </w:r>
+      <w:r>
+        <w:t>Docker</w:t>
+      </w:r>
+      <w:proofErr w:type="gramEnd"/>
+      <w:r>
+        <w:t>, k3s/Kubernetes, Hetzner Cloud, AWS (EC2, Lambda), GitHub Actions, Linux</w:t>
+      </w:r>
+    </w:p>
+    <w:p>
+      <w:pPr>
+        <w:spacing w:after="58" w:line="278" w:lineRule="auto"/>
+      </w:pPr>
+      <w:proofErr w:type="gramStart"/>
       <w:r>
         <w:rPr>
           <w:b/>
@@ -973,12 +1272,24 @@
         <w:t xml:space="preserve">Additional  </w:t>
       </w:r>
       <w:r>
-        <w:t>Unity (C#), PyQt, Selenium</w:t>
+        <w:t>Unity</w:t>
+      </w:r>
+      <w:proofErr w:type="gramEnd"/>
+      <w:r>
+        <w:t xml:space="preserve"> (C#), </w:t>
+      </w:r>
+      <w:proofErr w:type="spellStart"/>
+      <w:r>
+        <w:t>PyQt</w:t>
+      </w:r>
+      <w:proofErr w:type="spellEnd"/>
+      <w:r>
+        <w:t>, Selenium</w:t>
       </w:r>
     </w:p>
     <w:sectPr>
       <w:pgSz w:w="12240" w:h="15840"/>
-      <w:pgMar w:top="792" w:right="864" w:bottom="720" w:left="864" w:header="708" w:footer="708" w:gutter="0"/>
+      <w:pgMar w:top="648" w:right="864" w:bottom="576" w:left="864" w:header="708" w:footer="708" w:gutter="0"/>
       <w:cols w:space="720"/>
       <w:docGrid w:linePitch="360"/>
     </w:sectPr>
